--- a/06-学生侧材料/讲义/化学原理/溶液与相图（Word清稿）.docx
+++ b/06-学生侧材料/讲义/化学原理/溶液与相图（Word清稿）.docx
@@ -3,101 +3,6 @@
 <w:document xmlns:w="http://schemas.openxmlformats.org/wordprocessingml/2006/main" xmlns:m="http://schemas.openxmlformats.org/officeDocument/2006/math" xmlns:r="http://schemas.openxmlformats.org/officeDocument/2006/relationships" xmlns:o="urn:schemas-microsoft-com:office:office" xmlns:v="urn:schemas-microsoft-com:vml" xmlns:w10="urn:schemas-microsoft-com:office:word" xmlns:a="http://schemas.openxmlformats.org/drawingml/2006/main" xmlns:pic="http://schemas.openxmlformats.org/drawingml/2006/picture" xmlns:wp="http://schemas.openxmlformats.org/drawingml/2006/wordprocessingDrawing">
   <w:body>
     <w:bookmarkStart w:id="68" w:name="溶液与相图"/>
-    <w:p>
-      <w:pPr>
-        <w:spacing w:after="1800" w:before="1200" w:line="276" w:lineRule="auto"/>
-        <w:jc w:val="center"/>
-      </w:pPr>
-    </w:p>
-    <w:p>
-      <w:pPr>
-        <w:spacing w:after="320" w:before="0" w:line="276" w:lineRule="auto"/>
-        <w:jc w:val="center"/>
-      </w:pPr>
-      <w:r>
-        <w:rPr>
-          <w:rFonts w:ascii="Times New Roman" w:hAnsi="Times New Roman" w:eastAsia="SimHei" w:cs="Times New Roman"/>
-          <w:b/>
-          <w:color w:val="17324D"/>
-          <w:sz w:val="64"/>
-        </w:rPr>
-        <w:t>化学竞赛习题册</w:t>
-      </w:r>
-    </w:p>
-    <w:p>
-      <w:pPr>
-        <w:spacing w:after="120" w:before="0" w:line="276" w:lineRule="auto"/>
-        <w:jc w:val="center"/>
-      </w:pPr>
-      <w:r>
-        <w:rPr>
-          <w:rFonts w:ascii="Times New Roman" w:hAnsi="Times New Roman" w:eastAsia="SimHei" w:cs="Times New Roman"/>
-          <w:b w:val="0"/>
-          <w:color w:val="5B6975"/>
-          <w:sz w:val="32"/>
-        </w:rPr>
-        <w:t>化学原理</w:t>
-      </w:r>
-    </w:p>
-    <w:p>
-      <w:pPr>
-        <w:spacing w:after="600" w:before="0" w:line="276" w:lineRule="auto"/>
-        <w:jc w:val="center"/>
-      </w:pPr>
-      <w:r>
-        <w:rPr>
-          <w:rFonts w:ascii="Times New Roman" w:hAnsi="Times New Roman" w:eastAsia="SimHei" w:cs="Times New Roman"/>
-          <w:b/>
-          <w:color w:val="17324D"/>
-          <w:sz w:val="44"/>
-        </w:rPr>
-        <w:t>溶液与相图</w:t>
-      </w:r>
-    </w:p>
-    <w:p>
-      <w:pPr>
-        <w:spacing w:after="600" w:before="120" w:line="276" w:lineRule="auto"/>
-        <w:jc w:val="center"/>
-        <w:pBdr>
-          <w:bottom w:val="single" w:sz="8" w:space="4" w:color="4A6577"/>
-        </w:pBdr>
-      </w:pPr>
-    </w:p>
-    <w:p>
-      <w:pPr>
-        <w:spacing w:after="160" w:before="0" w:line="276" w:lineRule="auto"/>
-        <w:jc w:val="center"/>
-      </w:pPr>
-      <w:r>
-        <w:rPr>
-          <w:rFonts w:ascii="Times New Roman" w:hAnsi="Times New Roman" w:eastAsia="FangSong" w:cs="Times New Roman"/>
-          <w:b w:val="0"/>
-          <w:color w:val="5B6975"/>
-          <w:sz w:val="24"/>
-        </w:rPr>
-        <w:t>日期</w:t>
-      </w:r>
-      <w:r>
-        <w:rPr>
-          <w:rFonts w:ascii="Times New Roman" w:hAnsi="Times New Roman" w:eastAsia="Times New Roman" w:cs="Times New Roman"/>
-          <w:b w:val="0"/>
-          <w:color w:val="5B6975"/>
-          <w:sz w:val="24"/>
-        </w:rPr>
-        <w:t>：2026-09-10</w:t>
-      </w:r>
-    </w:p>
-    <w:p>
-      <w:pPr>
-        <w:jc w:val="center"/>
-      </w:pPr>
-      <w:r>
-        <w:rPr>
-          <w:rFonts w:ascii="Times New Roman" w:hAnsi="Times New Roman" w:eastAsia="Times New Roman" w:cs="Times New Roman"/>
-        </w:rPr>
-        <w:br w:type="page"/>
-      </w:r>
-    </w:p>
     <w:p>
       <w:pPr>
         <w:pStyle w:val="Heading1"/>
@@ -23431,7 +23336,36 @@
         <w:rPr>
           <w:rFonts w:hint="eastAsia" w:ascii="Times New Roman" w:hAnsi="Times New Roman" w:eastAsia="Times New Roman" w:cs="Times New Roman"/>
         </w:rPr>
-        <w:t>：FeO^{+}（</w:t>
+        <w:t xml:space="preserve">：</w:t>
+      </w:r>
+      <m:oMath>
+        <m:r>
+          <m:t>F</m:t>
+        </m:r>
+        <m:r>
+          <m:t>e</m:t>
+        </m:r>
+        <m:sSup>
+          <m:e>
+            <m:r>
+              <m:t>O</m:t>
+            </m:r>
+          </m:e>
+          <m:sup>
+            <m:r>
+              <m:rPr>
+                <m:sty m:val="p"/>
+              </m:rPr>
+              <m:t>+</m:t>
+            </m:r>
+          </m:sup>
+        </m:sSup>
+      </m:oMath>
+      <w:r>
+        <w:rPr>
+          <w:rFonts w:hint="eastAsia" w:ascii="Times New Roman" w:hAnsi="Times New Roman" w:eastAsia="Times New Roman" w:cs="Times New Roman"/>
+        </w:rPr>
+        <w:t>（</w:t>
       </w:r>
       <w:r>
         <w:rPr>
@@ -23466,7 +23400,33 @@
         <w:rPr>
           <w:rFonts w:hint="eastAsia" w:ascii="Times New Roman" w:hAnsi="Times New Roman" w:eastAsia="Times New Roman" w:cs="Times New Roman"/>
         </w:rPr>
-        <w:t>：Cl^{-}（</w:t>
+        <w:t xml:space="preserve">：</w:t>
+      </w:r>
+      <m:oMath>
+        <m:r>
+          <m:t>C</m:t>
+        </m:r>
+        <m:sSup>
+          <m:e>
+            <m:r>
+              <m:t>l</m:t>
+            </m:r>
+          </m:e>
+          <m:sup>
+            <m:r>
+              <m:rPr>
+                <m:sty m:val="p"/>
+              </m:rPr>
+              <m:t>−</m:t>
+            </m:r>
+          </m:sup>
+        </m:sSup>
+      </m:oMath>
+      <w:r>
+        <w:rPr>
+          <w:rFonts w:hint="eastAsia" w:ascii="Times New Roman" w:hAnsi="Times New Roman" w:eastAsia="Times New Roman" w:cs="Times New Roman"/>
+        </w:rPr>
+        <w:t>（</w:t>
       </w:r>
       <w:r>
         <w:rPr>
@@ -27464,7 +27424,39 @@
         <w:rPr>
           <w:rFonts w:ascii="Times New Roman" w:hAnsi="Times New Roman" w:eastAsia="Times New Roman" w:cs="Times New Roman"/>
         </w:rPr>
-        <w:t xml:space="preserve">= 1.3 × 10^{-3} </w:t>
+        <w:t xml:space="preserve">= 1.3 ×</w:t>
+      </w:r>
+      <w:r>
+        <w:rPr>
+          <w:rFonts w:ascii="Times New Roman" w:hAnsi="Times New Roman" w:eastAsia="Times New Roman" w:cs="Times New Roman"/>
+        </w:rPr>
+        <w:t xml:space="preserve"> </w:t>
+      </w:r>
+      <m:oMath>
+        <m:sSup>
+          <m:e>
+            <m:r>
+              <m:t>10</m:t>
+            </m:r>
+          </m:e>
+          <m:sup>
+            <m:r>
+              <m:rPr>
+                <m:sty m:val="p"/>
+              </m:rPr>
+              <m:t>−</m:t>
+            </m:r>
+            <m:r>
+              <m:t>3</m:t>
+            </m:r>
+          </m:sup>
+        </m:sSup>
+      </m:oMath>
+      <w:r>
+        <w:rPr>
+          <w:rFonts w:ascii="Times New Roman" w:hAnsi="Times New Roman" w:eastAsia="Times New Roman" w:cs="Times New Roman"/>
+        </w:rPr>
+        <w:t xml:space="preserve"> </w:t>
       </w:r>
       <w:r>
         <w:rPr>
@@ -30280,7 +30272,39 @@
         <w:rPr>
           <w:rFonts w:ascii="Times New Roman" w:hAnsi="Times New Roman" w:eastAsia="Times New Roman" w:cs="Times New Roman"/>
         </w:rPr>
-        <w:t xml:space="preserve">= 1.5 × 10^{-3} </w:t>
+        <w:t xml:space="preserve">= 1.5 ×</w:t>
+      </w:r>
+      <w:r>
+        <w:rPr>
+          <w:rFonts w:ascii="Times New Roman" w:hAnsi="Times New Roman" w:eastAsia="Times New Roman" w:cs="Times New Roman"/>
+        </w:rPr>
+        <w:t xml:space="preserve"> </w:t>
+      </w:r>
+      <m:oMath>
+        <m:sSup>
+          <m:e>
+            <m:r>
+              <m:t>10</m:t>
+            </m:r>
+          </m:e>
+          <m:sup>
+            <m:r>
+              <m:rPr>
+                <m:sty m:val="p"/>
+              </m:rPr>
+              <m:t>−</m:t>
+            </m:r>
+            <m:r>
+              <m:t>3</m:t>
+            </m:r>
+          </m:sup>
+        </m:sSup>
+      </m:oMath>
+      <w:r>
+        <w:rPr>
+          <w:rFonts w:ascii="Times New Roman" w:hAnsi="Times New Roman" w:eastAsia="Times New Roman" w:cs="Times New Roman"/>
+        </w:rPr>
+        <w:t xml:space="preserve"> </w:t>
       </w:r>
       <w:r>
         <w:rPr>
@@ -33557,7 +33581,62 @@
         <w:rPr>
           <w:rFonts w:ascii="Times New Roman" w:hAnsi="Times New Roman" w:eastAsia="Times New Roman" w:cs="Times New Roman"/>
         </w:rPr>
-        <w:t xml:space="preserve"> = nRT/P = 2.06×10^{-3} × 0.0821 × 310 ≈ 0.052 L = 52 mL/L </w:t>
+        <w:t xml:space="preserve"> = nRT/P =</w:t>
+      </w:r>
+      <w:r>
+        <w:rPr>
+          <w:rFonts w:ascii="Times New Roman" w:hAnsi="Times New Roman" w:eastAsia="Times New Roman" w:cs="Times New Roman"/>
+        </w:rPr>
+        <w:t xml:space="preserve"> </w:t>
+      </w:r>
+      <m:oMath>
+        <m:oMathPr>
+          <m:ctrlPr>
+            <w:rPr>
+              <w:sz w:val="28"/>
+              <w:szCs w:val="28"/>
+            </w:rPr>
+          </m:ctrlPr>
+        </m:oMathPr>
+        <m:r>
+          <m:t>2.06</m:t>
+        </m:r>
+        <m:r>
+          <m:rPr>
+            <m:sty m:val="p"/>
+          </m:rPr>
+          <m:t>×</m:t>
+        </m:r>
+        <m:sSup>
+          <m:e>
+            <m:r>
+              <m:t>10</m:t>
+            </m:r>
+          </m:e>
+          <m:sup>
+            <m:r>
+              <m:rPr>
+                <m:sty m:val="p"/>
+              </m:rPr>
+              <m:t>−</m:t>
+            </m:r>
+            <m:r>
+              <m:t>3</m:t>
+            </m:r>
+          </m:sup>
+        </m:sSup>
+      </m:oMath>
+      <w:r>
+        <w:rPr>
+          <w:rFonts w:ascii="Times New Roman" w:hAnsi="Times New Roman" w:eastAsia="Times New Roman" w:cs="Times New Roman"/>
+        </w:rPr>
+        <w:t xml:space="preserve"> </w:t>
+      </w:r>
+      <w:r>
+        <w:rPr>
+          <w:rFonts w:ascii="Times New Roman" w:hAnsi="Times New Roman" w:eastAsia="Times New Roman" w:cs="Times New Roman"/>
+        </w:rPr>
+        <w:t xml:space="preserve">× 0.0821 × 310 ≈ 0.052 L = 52 mL/L </w:t>
       </w:r>
       <w:r>
         <w:rPr>
@@ -35915,7 +35994,117 @@
         <w:rPr>
           <w:rFonts w:ascii="Times New Roman" w:hAnsi="Times New Roman" w:eastAsia="Times New Roman" w:cs="Times New Roman"/>
         </w:rPr>
-        <w:t xml:space="preserve">c(He) = 1.5×10^{-3} × 5.6 = 8.4×10^{-3} mol/L</w:t>
+        <w:t xml:space="preserve">c(He) =</w:t>
+      </w:r>
+      <w:r>
+        <w:rPr>
+          <w:rFonts w:ascii="Times New Roman" w:hAnsi="Times New Roman" w:eastAsia="Times New Roman" w:cs="Times New Roman"/>
+        </w:rPr>
+        <w:t xml:space="preserve"> </w:t>
+      </w:r>
+      <m:oMath>
+        <m:oMathPr>
+          <m:ctrlPr>
+            <w:rPr>
+              <w:sz w:val="28"/>
+              <w:szCs w:val="28"/>
+            </w:rPr>
+          </m:ctrlPr>
+        </m:oMathPr>
+        <m:r>
+          <m:t>1.5</m:t>
+        </m:r>
+        <m:r>
+          <m:rPr>
+            <m:sty m:val="p"/>
+          </m:rPr>
+          <m:t>×</m:t>
+        </m:r>
+        <m:sSup>
+          <m:e>
+            <m:r>
+              <m:t>10</m:t>
+            </m:r>
+          </m:e>
+          <m:sup>
+            <m:r>
+              <m:rPr>
+                <m:sty m:val="p"/>
+              </m:rPr>
+              <m:t>−</m:t>
+            </m:r>
+            <m:r>
+              <m:t>3</m:t>
+            </m:r>
+          </m:sup>
+        </m:sSup>
+      </m:oMath>
+      <w:r>
+        <w:rPr>
+          <w:rFonts w:ascii="Times New Roman" w:hAnsi="Times New Roman" w:eastAsia="Times New Roman" w:cs="Times New Roman"/>
+        </w:rPr>
+        <w:t xml:space="preserve"> </w:t>
+      </w:r>
+      <w:r>
+        <w:rPr>
+          <w:rFonts w:ascii="Times New Roman" w:hAnsi="Times New Roman" w:eastAsia="Times New Roman" w:cs="Times New Roman"/>
+        </w:rPr>
+        <w:t xml:space="preserve">× 5.6 =</w:t>
+      </w:r>
+      <w:r>
+        <w:rPr>
+          <w:rFonts w:ascii="Times New Roman" w:hAnsi="Times New Roman" w:eastAsia="Times New Roman" w:cs="Times New Roman"/>
+        </w:rPr>
+        <w:t xml:space="preserve"> </w:t>
+      </w:r>
+      <m:oMath>
+        <m:oMathPr>
+          <m:ctrlPr>
+            <w:rPr>
+              <w:sz w:val="28"/>
+              <w:szCs w:val="28"/>
+            </w:rPr>
+          </m:ctrlPr>
+        </m:oMathPr>
+        <m:r>
+          <m:t>8.4</m:t>
+        </m:r>
+        <m:r>
+          <m:rPr>
+            <m:sty m:val="p"/>
+          </m:rPr>
+          <m:t>×</m:t>
+        </m:r>
+        <m:sSup>
+          <m:e>
+            <m:r>
+              <m:t>10</m:t>
+            </m:r>
+          </m:e>
+          <m:sup>
+            <m:r>
+              <m:rPr>
+                <m:sty m:val="p"/>
+              </m:rPr>
+              <m:t>−</m:t>
+            </m:r>
+            <m:r>
+              <m:t>3</m:t>
+            </m:r>
+          </m:sup>
+        </m:sSup>
+      </m:oMath>
+      <w:r>
+        <w:rPr>
+          <w:rFonts w:ascii="Times New Roman" w:hAnsi="Times New Roman" w:eastAsia="Times New Roman" w:cs="Times New Roman"/>
+        </w:rPr>
+        <w:t xml:space="preserve"> </w:t>
+      </w:r>
+      <w:r>
+        <w:rPr>
+          <w:rFonts w:ascii="Times New Roman" w:hAnsi="Times New Roman" w:eastAsia="Times New Roman" w:cs="Times New Roman"/>
+        </w:rPr>
+        <w:t xml:space="preserve">mol/L</w:t>
       </w:r>
       <w:r>
         <w:rPr>
@@ -35945,7 +36134,62 @@
         <w:rPr>
           <w:rFonts w:ascii="Times New Roman" w:hAnsi="Times New Roman" w:eastAsia="Times New Roman" w:cs="Times New Roman"/>
         </w:rPr>
-        <w:t xml:space="preserve"> = 1.2×10^{-3} mol/L</w:t>
+        <w:t xml:space="preserve"> =</w:t>
+      </w:r>
+      <w:r>
+        <w:rPr>
+          <w:rFonts w:ascii="Times New Roman" w:hAnsi="Times New Roman" w:eastAsia="Times New Roman" w:cs="Times New Roman"/>
+        </w:rPr>
+        <w:t xml:space="preserve"> </w:t>
+      </w:r>
+      <m:oMath>
+        <m:oMathPr>
+          <m:ctrlPr>
+            <w:rPr>
+              <w:sz w:val="28"/>
+              <w:szCs w:val="28"/>
+            </w:rPr>
+          </m:ctrlPr>
+        </m:oMathPr>
+        <m:r>
+          <m:t>1.2</m:t>
+        </m:r>
+        <m:r>
+          <m:rPr>
+            <m:sty m:val="p"/>
+          </m:rPr>
+          <m:t>×</m:t>
+        </m:r>
+        <m:sSup>
+          <m:e>
+            <m:r>
+              <m:t>10</m:t>
+            </m:r>
+          </m:e>
+          <m:sup>
+            <m:r>
+              <m:rPr>
+                <m:sty m:val="p"/>
+              </m:rPr>
+              <m:t>−</m:t>
+            </m:r>
+            <m:r>
+              <m:t>3</m:t>
+            </m:r>
+          </m:sup>
+        </m:sSup>
+      </m:oMath>
+      <w:r>
+        <w:rPr>
+          <w:rFonts w:ascii="Times New Roman" w:hAnsi="Times New Roman" w:eastAsia="Times New Roman" w:cs="Times New Roman"/>
+        </w:rPr>
+        <w:t xml:space="preserve"> </w:t>
+      </w:r>
+      <w:r>
+        <w:rPr>
+          <w:rFonts w:ascii="Times New Roman" w:hAnsi="Times New Roman" w:eastAsia="Times New Roman" w:cs="Times New Roman"/>
+        </w:rPr>
+        <w:t xml:space="preserve">mol/L</w:t>
       </w:r>
       <w:r>
         <w:rPr>
@@ -35963,7 +36207,227 @@
         <w:rPr>
           <w:rFonts w:ascii="Times New Roman" w:hAnsi="Times New Roman" w:eastAsia="Times New Roman" w:cs="Times New Roman"/>
         </w:rPr>
-        <w:t xml:space="preserve"> = 8.4×10^{-3} − 1.2×10^{-3} = 7.2×10^{-3} mol/L → V = 7.2×10^{-3} × 22.4 = 0.161 L = 161 mL/L </w:t>
+        <w:t xml:space="preserve"> =</w:t>
+      </w:r>
+      <w:r>
+        <w:rPr>
+          <w:rFonts w:ascii="Times New Roman" w:hAnsi="Times New Roman" w:eastAsia="Times New Roman" w:cs="Times New Roman"/>
+        </w:rPr>
+        <w:t xml:space="preserve"> </w:t>
+      </w:r>
+      <m:oMath>
+        <m:oMathPr>
+          <m:ctrlPr>
+            <w:rPr>
+              <w:sz w:val="28"/>
+              <w:szCs w:val="28"/>
+            </w:rPr>
+          </m:ctrlPr>
+        </m:oMathPr>
+        <m:r>
+          <m:t>8.4</m:t>
+        </m:r>
+        <m:r>
+          <m:rPr>
+            <m:sty m:val="p"/>
+          </m:rPr>
+          <m:t>×</m:t>
+        </m:r>
+        <m:sSup>
+          <m:e>
+            <m:r>
+              <m:t>10</m:t>
+            </m:r>
+          </m:e>
+          <m:sup>
+            <m:r>
+              <m:rPr>
+                <m:sty m:val="p"/>
+              </m:rPr>
+              <m:t>−</m:t>
+            </m:r>
+            <m:r>
+              <m:t>3</m:t>
+            </m:r>
+          </m:sup>
+        </m:sSup>
+      </m:oMath>
+      <w:r>
+        <w:rPr>
+          <w:rFonts w:ascii="Times New Roman" w:hAnsi="Times New Roman" w:eastAsia="Times New Roman" w:cs="Times New Roman"/>
+        </w:rPr>
+        <w:t xml:space="preserve"> </w:t>
+      </w:r>
+      <w:r>
+        <w:rPr>
+          <w:rFonts w:ascii="Times New Roman" w:hAnsi="Times New Roman" w:eastAsia="Times New Roman" w:cs="Times New Roman"/>
+        </w:rPr>
+        <w:t xml:space="preserve">−</w:t>
+      </w:r>
+      <w:r>
+        <w:rPr>
+          <w:rFonts w:ascii="Times New Roman" w:hAnsi="Times New Roman" w:eastAsia="Times New Roman" w:cs="Times New Roman"/>
+        </w:rPr>
+        <w:t xml:space="preserve"> </w:t>
+      </w:r>
+      <m:oMath>
+        <m:oMathPr>
+          <m:ctrlPr>
+            <w:rPr>
+              <w:sz w:val="28"/>
+              <w:szCs w:val="28"/>
+            </w:rPr>
+          </m:ctrlPr>
+        </m:oMathPr>
+        <m:r>
+          <m:t>1.2</m:t>
+        </m:r>
+        <m:r>
+          <m:rPr>
+            <m:sty m:val="p"/>
+          </m:rPr>
+          <m:t>×</m:t>
+        </m:r>
+        <m:sSup>
+          <m:e>
+            <m:r>
+              <m:t>10</m:t>
+            </m:r>
+          </m:e>
+          <m:sup>
+            <m:r>
+              <m:rPr>
+                <m:sty m:val="p"/>
+              </m:rPr>
+              <m:t>−</m:t>
+            </m:r>
+            <m:r>
+              <m:t>3</m:t>
+            </m:r>
+          </m:sup>
+        </m:sSup>
+      </m:oMath>
+      <w:r>
+        <w:rPr>
+          <w:rFonts w:ascii="Times New Roman" w:hAnsi="Times New Roman" w:eastAsia="Times New Roman" w:cs="Times New Roman"/>
+        </w:rPr>
+        <w:t xml:space="preserve"> </w:t>
+      </w:r>
+      <w:r>
+        <w:rPr>
+          <w:rFonts w:ascii="Times New Roman" w:hAnsi="Times New Roman" w:eastAsia="Times New Roman" w:cs="Times New Roman"/>
+        </w:rPr>
+        <w:t xml:space="preserve">=</w:t>
+      </w:r>
+      <w:r>
+        <w:rPr>
+          <w:rFonts w:ascii="Times New Roman" w:hAnsi="Times New Roman" w:eastAsia="Times New Roman" w:cs="Times New Roman"/>
+        </w:rPr>
+        <w:t xml:space="preserve"> </w:t>
+      </w:r>
+      <m:oMath>
+        <m:oMathPr>
+          <m:ctrlPr>
+            <w:rPr>
+              <w:sz w:val="28"/>
+              <w:szCs w:val="28"/>
+            </w:rPr>
+          </m:ctrlPr>
+        </m:oMathPr>
+        <m:r>
+          <m:t>7.2</m:t>
+        </m:r>
+        <m:r>
+          <m:rPr>
+            <m:sty m:val="p"/>
+          </m:rPr>
+          <m:t>×</m:t>
+        </m:r>
+        <m:sSup>
+          <m:e>
+            <m:r>
+              <m:t>10</m:t>
+            </m:r>
+          </m:e>
+          <m:sup>
+            <m:r>
+              <m:rPr>
+                <m:sty m:val="p"/>
+              </m:rPr>
+              <m:t>−</m:t>
+            </m:r>
+            <m:r>
+              <m:t>3</m:t>
+            </m:r>
+          </m:sup>
+        </m:sSup>
+      </m:oMath>
+      <w:r>
+        <w:rPr>
+          <w:rFonts w:ascii="Times New Roman" w:hAnsi="Times New Roman" w:eastAsia="Times New Roman" w:cs="Times New Roman"/>
+        </w:rPr>
+        <w:t xml:space="preserve"> </w:t>
+      </w:r>
+      <w:r>
+        <w:rPr>
+          <w:rFonts w:ascii="Times New Roman" w:hAnsi="Times New Roman" w:eastAsia="Times New Roman" w:cs="Times New Roman"/>
+        </w:rPr>
+        <w:t xml:space="preserve">mol/L → V =</w:t>
+      </w:r>
+      <w:r>
+        <w:rPr>
+          <w:rFonts w:ascii="Times New Roman" w:hAnsi="Times New Roman" w:eastAsia="Times New Roman" w:cs="Times New Roman"/>
+        </w:rPr>
+        <w:t xml:space="preserve"> </w:t>
+      </w:r>
+      <m:oMath>
+        <m:oMathPr>
+          <m:ctrlPr>
+            <w:rPr>
+              <w:sz w:val="28"/>
+              <w:szCs w:val="28"/>
+            </w:rPr>
+          </m:ctrlPr>
+        </m:oMathPr>
+        <m:r>
+          <m:t>7.2</m:t>
+        </m:r>
+        <m:r>
+          <m:rPr>
+            <m:sty m:val="p"/>
+          </m:rPr>
+          <m:t>×</m:t>
+        </m:r>
+        <m:sSup>
+          <m:e>
+            <m:r>
+              <m:t>10</m:t>
+            </m:r>
+          </m:e>
+          <m:sup>
+            <m:r>
+              <m:rPr>
+                <m:sty m:val="p"/>
+              </m:rPr>
+              <m:t>−</m:t>
+            </m:r>
+            <m:r>
+              <m:t>3</m:t>
+            </m:r>
+          </m:sup>
+        </m:sSup>
+      </m:oMath>
+      <w:r>
+        <w:rPr>
+          <w:rFonts w:ascii="Times New Roman" w:hAnsi="Times New Roman" w:eastAsia="Times New Roman" w:cs="Times New Roman"/>
+        </w:rPr>
+        <w:t xml:space="preserve"> </w:t>
+      </w:r>
+      <w:r>
+        <w:rPr>
+          <w:rFonts w:ascii="Times New Roman" w:hAnsi="Times New Roman" w:eastAsia="Times New Roman" w:cs="Times New Roman"/>
+        </w:rPr>
+        <w:t xml:space="preserve">× 22.4 = 0.161 L = 161 mL/L </w:t>
       </w:r>
       <w:r>
         <w:rPr>

--- a/06-学生侧材料/讲义/化学原理/溶液与相图（Word清稿）.docx
+++ b/06-学生侧材料/讲义/化学原理/溶液与相图（Word清稿）.docx
@@ -39721,7 +39721,7 @@
     <ns0:name ns0:val="Verbatim Char"/>
     <ns0:basedOn ns0:val="BodyTextChar"/>
     <ns0:rPr>
-      <ns0:rFonts ns0:ascii="Times New Roman" ns0:cs="Times New Roman" ns0:eastAsia="FangSong" ns0:hAnsi="Times New Roman"/>
+      <ns0:rFonts ns0:ascii="SimSun" ns0:hAnsi="SimSun" ns0:eastAsia="SimSun" ns0:cs="SimSun"/>
       <ns0:b ns0:val="0"/>
       <ns0:sz ns0:val="20"/>
     </ns0:rPr>
@@ -39775,7 +39775,7 @@
       <w:wordWrap w:val="off"/>
     </w:pPr>
     <ns0:rPr>
-      <w:rFonts ns0:ascii="Times New Roman" ns0:hAnsi="Times New Roman" ns0:eastAsia="FangSong" ns0:cs="Times New Roman"/>
+      <w:rFonts w:ascii="SimSun" w:hAnsi="SimSun" w:eastAsia="SimSun" w:cs="SimSun"/>
     </ns0:rPr>
   </w:style>
   <w:style w:type="character" w:customStyle="1" w:styleId="KeywordTok">
